--- a/Code_README_Deployment_Testing.docx
+++ b/Code_README_Deployment_Testing.docx
@@ -14,12 +14,12 @@
           <w:sz w:val="44"/>
           <w:szCs w:val="44"/>
         </w:rPr>
-        <w:t xml:space="preserve">Claims Authentication POC</w:t>
-      </w:r>
-    </w:p>
-    <w:p>
-      <w:pPr>
-        <w:spacing w:after="400"/>
+        <w:t xml:space="preserve">Healthcare Claims Authentication POC</w:t>
+      </w:r>
+    </w:p>
+    <w:p>
+      <w:pPr>
+        <w:spacing w:after="300"/>
       </w:pPr>
       <w:r>
         <w:rPr>
@@ -32,19 +32,26 @@
     </w:p>
     <w:p>
       <w:pPr>
+        <w:spacing w:after="300"/>
+      </w:pPr>
+      <w:r>
+        <w:rPr>
+          <w:i/>
+          <w:iCs/>
+          <w:color w:val="666666"/>
+          <w:sz w:val="20"/>
+          <w:szCs w:val="20"/>
+        </w:rPr>
+        <w:t xml:space="preserve">Final version — covers all five POC scripts</w:t>
+      </w:r>
+    </w:p>
+    <w:p>
+      <w:pPr>
         <w:pStyle w:val="Heading1"/>
         <w:spacing w:after="150" w:before="320"/>
       </w:pPr>
       <w:r>
         <w:t xml:space="preserve">1. Project Contents</w:t>
-      </w:r>
-    </w:p>
-    <w:p>
-      <w:pPr>
-        <w:spacing w:after="160"/>
-      </w:pPr>
-      <w:r>
-        <w:t xml:space="preserve">The code deliverable accompanying this document set is a folder named claims_poc_project/, containing:</w:t>
       </w:r>
     </w:p>
     <w:tbl>
@@ -129,7 +136,7 @@
                 <w:sz w:val="19"/>
                 <w:szCs w:val="19"/>
               </w:rPr>
-              <w:t xml:space="preserve">Standalone LangGraph concepts demo — state, conditional edges, and checkpoint-based failure recovery. Not claims-specific; a good starting point if new to LangGraph.</w:t>
+              <w:t xml:space="preserve">Standalone LangGraph concepts demo (a small patient-record intake pipeline) — state, conditional edges, and checkpoint-based failure recovery. Not claims-specific; a good starting point if new to LangGraph.</w:t>
             </w:r>
           </w:p>
         </w:tc>
@@ -159,7 +166,7 @@
                 <w:sz w:val="19"/>
                 <w:szCs w:val="19"/>
               </w:rPr>
-              <w:t xml:space="preserve">The claims authentication graph with a human-in-the-loop interrupt, using mock/rule-based fraud detection only. No external services required.</w:t>
+              <w:t xml:space="preserve">The claims authentication graph with a human-in-the-loop SIU review interrupt, using mock/rule-based fraud detection only. No external services required.</w:t>
             </w:r>
           </w:p>
         </w:tc>
@@ -189,7 +196,7 @@
                 <w:sz w:val="19"/>
                 <w:szCs w:val="19"/>
               </w:rPr>
-              <w:t xml:space="preserve">Primary deliverable. Adds Cohere embeddings, Pinecone similarity search, and Zapier notification, behind a live/mock toggle.</w:t>
+              <w:t xml:space="preserve">Adds Cohere embeddings, Pinecone similarity search, and Zapier notification, behind a live/mock toggle.</w:t>
             </w:r>
           </w:p>
         </w:tc>
@@ -205,6 +212,66 @@
                 <w:sz w:val="19"/>
                 <w:szCs w:val="19"/>
               </w:rPr>
+              <w:t xml:space="preserve">03_claims_auth_full_with_llm_guardrails_cache.py</w:t>
+            </w:r>
+          </w:p>
+        </w:tc>
+        <w:tc>
+          <w:tcPr>
+            <w:tcW w:type="dxa" w:w="5750"/>
+          </w:tcPr>
+          <w:p>
+            <w:r>
+              <w:rPr>
+                <w:sz w:val="19"/>
+                <w:szCs w:val="19"/>
+              </w:rPr>
+              <w:t xml:space="preserve">Adds an LLM reasoning call (Anthropic), an input guardrail, an output guardrail with fail-closed fallback, and a persistent embedding cache.</w:t>
+            </w:r>
+          </w:p>
+        </w:tc>
+      </w:tr>
+      <w:tr>
+        <w:tc>
+          <w:tcPr>
+            <w:tcW w:type="dxa" w:w="3600"/>
+          </w:tcPr>
+          <w:p>
+            <w:r>
+              <w:rPr>
+                <w:sz w:val="19"/>
+                <w:szCs w:val="19"/>
+              </w:rPr>
+              <w:t xml:space="preserve">04_claims_auth_hybrid_rag_confidence_circuitbreaker.py</w:t>
+            </w:r>
+          </w:p>
+        </w:tc>
+        <w:tc>
+          <w:tcPr>
+            <w:tcW w:type="dxa" w:w="5750"/>
+          </w:tcPr>
+          <w:p>
+            <w:r>
+              <w:rPr>
+                <w:sz w:val="19"/>
+                <w:szCs w:val="19"/>
+              </w:rPr>
+              <w:t xml:space="preserve">Final / primary deliverable. Adds hybrid retrieval (dense + real BM25 keyword search, fused), true RAG grounding (retrieved guideline text in the LLM prompt), a confidence-driven three-way decision gate (auto-approve / auto-reject / human review), and a circuit breaker distinct from the guardrails (tracks tool failures, escalates rather than retrying indefinitely).</w:t>
+            </w:r>
+          </w:p>
+        </w:tc>
+      </w:tr>
+      <w:tr>
+        <w:tc>
+          <w:tcPr>
+            <w:tcW w:type="dxa" w:w="3600"/>
+          </w:tcPr>
+          <w:p>
+            <w:r>
+              <w:rPr>
+                <w:sz w:val="19"/>
+                <w:szCs w:val="19"/>
+              </w:rPr>
               <w:t xml:space="preserve">architecture_diagram.png</w:t>
             </w:r>
           </w:p>
@@ -219,7 +286,7 @@
                 <w:sz w:val="19"/>
                 <w:szCs w:val="19"/>
               </w:rPr>
-              <w:t xml:space="preserve">The diagram included in the accompanying Architecture Diagram document.</w:t>
+              <w:t xml:space="preserve">Diagram for the 02 scope.</w:t>
             </w:r>
           </w:p>
         </w:tc>
@@ -235,6 +302,36 @@
                 <w:sz w:val="19"/>
                 <w:szCs w:val="19"/>
               </w:rPr>
+              <w:t xml:space="preserve">architecture_diagram_full_with_llm.png</w:t>
+            </w:r>
+          </w:p>
+        </w:tc>
+        <w:tc>
+          <w:tcPr>
+            <w:tcW w:type="dxa" w:w="5750"/>
+          </w:tcPr>
+          <w:p>
+            <w:r>
+              <w:rPr>
+                <w:sz w:val="19"/>
+                <w:szCs w:val="19"/>
+              </w:rPr>
+              <w:t xml:space="preserve">Diagram for the 03 scope.</w:t>
+            </w:r>
+          </w:p>
+        </w:tc>
+      </w:tr>
+      <w:tr>
+        <w:tc>
+          <w:tcPr>
+            <w:tcW w:type="dxa" w:w="3600"/>
+          </w:tcPr>
+          <w:p>
+            <w:r>
+              <w:rPr>
+                <w:sz w:val="19"/>
+                <w:szCs w:val="19"/>
+              </w:rPr>
               <w:t xml:space="preserve">requirements.txt</w:t>
             </w:r>
           </w:p>
@@ -249,7 +346,7 @@
                 <w:sz w:val="19"/>
                 <w:szCs w:val="19"/>
               </w:rPr>
-              <w:t xml:space="preserve">Python dependencies.</w:t>
+              <w:t xml:space="preserve">Python dependencies, including the Anthropic SDK and rank_bm25.</w:t>
             </w:r>
           </w:p>
         </w:tc>
@@ -373,7 +470,7 @@
         <w:spacing w:after="70"/>
       </w:pPr>
       <w:r>
-        <w:t xml:space="preserve">Optional, for live mode: a Cohere API key, a Pinecone API key + index, and a Zapier webhook URL</w:t>
+        <w:t xml:space="preserve">Optional, for live mode: a Cohere API key, a Pinecone API key + index, a Zapier webhook URL, and an Anthropic API key</w:t>
       </w:r>
     </w:p>
     <w:p>
@@ -529,6 +626,32 @@
               <w:t xml:space="preserve">python3 02_claims_auth_with_cohere_pinecone_zapier.py</w:t>
             </w:r>
           </w:p>
+          <w:p>
+            <w:pPr>
+              <w:spacing w:after="20"/>
+            </w:pPr>
+            <w:r>
+              <w:rPr>
+                <w:rFonts w:ascii="Consolas" w:cs="Consolas" w:eastAsia="Consolas" w:hAnsi="Consolas"/>
+                <w:sz w:val="18"/>
+                <w:szCs w:val="18"/>
+              </w:rPr>
+              <w:t xml:space="preserve">python3 03_claims_auth_full_with_llm_guardrails_cache.py</w:t>
+            </w:r>
+          </w:p>
+          <w:p>
+            <w:pPr>
+              <w:spacing w:after="20"/>
+            </w:pPr>
+            <w:r>
+              <w:rPr>
+                <w:rFonts w:ascii="Consolas" w:cs="Consolas" w:eastAsia="Consolas" w:hAnsi="Consolas"/>
+                <w:sz w:val="18"/>
+                <w:szCs w:val="18"/>
+              </w:rPr>
+              <w:t xml:space="preserve">python3 04_claims_auth_hybrid_rag_confidence_circuitbreaker.py</w:t>
+            </w:r>
+          </w:p>
         </w:tc>
       </w:tr>
     </w:tbl>
@@ -537,7 +660,7 @@
         <w:spacing w:after="160"/>
       </w:pPr>
       <w:r>
-        <w:t xml:space="preserve">Each script is self-contained and prints a trace of which node executed, in order, plus the final decision for each sample claim it processes. Each also creates a local SQLite checkpoint file (e.g. claims_v2_checkpoints.sqlite) — safe to delete between runs for a clean slate.</w:t>
+        <w:t xml:space="preserve">Each script is self-contained and prints a trace of which node executed, in order, plus the final decision for each sample claim it processes. Each also creates local SQLite file(s) — safe to delete between runs for a clean slate.</w:t>
       </w:r>
     </w:p>
     <w:p>
@@ -559,7 +682,16 @@
         <w:spacing w:after="70"/>
       </w:pPr>
       <w:r>
-        <w:t xml:space="preserve">RUN 1 deliberately fails inside process_data.</w:t>
+        <w:t xml:space="preserve">RUN 1 deliberately fails inside process_record; RUN 2 (same thread_id) resumes and shows only the failed node and everything downstream re-executing.</w:t>
+      </w:r>
+    </w:p>
+    <w:p>
+      <w:pPr>
+        <w:pStyle w:val="Heading2"/>
+        <w:spacing w:after="100" w:before="220"/>
+      </w:pPr>
+      <w:r>
+        <w:t xml:space="preserve">4.2 What to look for — 01_claims_auth_basic.py</w:t>
       </w:r>
     </w:p>
     <w:p>
@@ -572,7 +704,16 @@
         <w:spacing w:after="70"/>
       </w:pPr>
       <w:r>
-        <w:t xml:space="preserve">The printed “Next node(s) to run on resume” confirms the checkpoint knows exactly where execution stopped.</w:t>
+        <w:t xml:space="preserve">Claim A (clean): auto-approved. Claim B (unrecognized patient ID): rejected. Claim C (high value): flagged, graph genuinely pauses before route_to_siu_review; a simulated SIU decision is injected and the graph resumes.</w:t>
+      </w:r>
+    </w:p>
+    <w:p>
+      <w:pPr>
+        <w:pStyle w:val="Heading2"/>
+        <w:spacing w:after="100" w:before="220"/>
+      </w:pPr>
+      <w:r>
+        <w:t xml:space="preserve">4.3 What to look for — 02_claims_auth_with_cohere_pinecone_zapier.py</w:t>
       </w:r>
     </w:p>
     <w:p>
@@ -585,7 +726,7 @@
         <w:spacing w:after="70"/>
       </w:pPr>
       <w:r>
-        <w:t xml:space="preserve">RUN 2 reuses the same thread_id — fetch_data and validate_data do NOT print again. Only the failed node and everything downstream re-execute.</w:t>
+        <w:t xml:space="preserve">Claim D (clean): approved. Claim E (matches a mock known-FWA case): flagged, Zapier notified, pauses for SIU review, DENIED injected, resumed.</w:t>
       </w:r>
     </w:p>
     <w:p>
@@ -594,7 +735,7 @@
         <w:spacing w:after="100" w:before="220"/>
       </w:pPr>
       <w:r>
-        <w:t xml:space="preserve">4.2 What to look for — 01_claims_auth_basic.py</w:t>
+        <w:t xml:space="preserve">4.4 What to look for — 03_claims_auth_full_with_llm_guardrails_cache.py</w:t>
       </w:r>
     </w:p>
     <w:p>
@@ -607,7 +748,16 @@
         <w:spacing w:after="70"/>
       </w:pPr>
       <w:r>
-        <w:t xml:space="preserve">Claim A (clean): auto-approved, no human involved.</w:t>
+        <w:t xml:space="preserve">Claim F: cache MISS on first embedding. Claim G (same narrative, different claim): cache HIT, Cohere never called. Claim H: LLM flags it, output guardrail passes, pauses for SIU. Claim I (prompt-injection attempt): blocked by the INPUT guardrail — check_narrative_embedding and llm_fraud_reasoning never execute at all.</w:t>
+      </w:r>
+    </w:p>
+    <w:p>
+      <w:pPr>
+        <w:pStyle w:val="Heading2"/>
+        <w:spacing w:after="100" w:before="220"/>
+      </w:pPr>
+      <w:r>
+        <w:t xml:space="preserve">4.5 What to look for — 04_claims_auth_hybrid_rag_confidence_circuitbreaker.py</w:t>
       </w:r>
     </w:p>
     <w:p>
@@ -620,7 +770,7 @@
         <w:spacing w:after="70"/>
       </w:pPr>
       <w:r>
-        <w:t xml:space="preserve">Claim B (bad claimant ID): rejected immediately, never reaches fraud checks.</w:t>
+        <w:t xml:space="preserve">Claim J (clean): hybrid retrieval finds low genuine similarity; LLM, grounded in retrieved guidelines, recommends approve at high confidence → auto-approved.</w:t>
       </w:r>
     </w:p>
     <w:p>
@@ -633,16 +783,7 @@
         <w:spacing w:after="70"/>
       </w:pPr>
       <w:r>
-        <w:t xml:space="preserve">Claim C (high value): flagged, graph pauses before route_to_investigator (snapshot.next confirms genuine suspension). A simulated human decision is injected via graph.update_state(), then the graph resumes via graph.invoke(None, config).</w:t>
-      </w:r>
-    </w:p>
-    <w:p>
-      <w:pPr>
-        <w:pStyle w:val="Heading2"/>
-        <w:spacing w:after="100" w:before="220"/>
-      </w:pPr>
-      <w:r>
-        <w:t xml:space="preserve">4.3 What to look for — 02_claims_auth_with_cohere_pinecone_zapier.py</w:t>
+        <w:t xml:space="preserve">Claim K (Pinecone permanently failing): retries once, fails again, circuit breaker trips after MAX_TOOL_ERRORS — escalates to human review without ever reaching the LLM.</w:t>
       </w:r>
     </w:p>
     <w:p>
@@ -655,7 +796,7 @@
         <w:spacing w:after="70"/>
       </w:pPr>
       <w:r>
-        <w:t xml:space="preserve">Claim D (clean narrative): passes through embedding + similarity check → approved.</w:t>
+        <w:t xml:space="preserve">Claim L (near-exact match to a known FWA case): dense similarity ≈1.0, LLM flags at very high confidence → confidence gate auto-rejects outright, no pause, no human gate.</w:t>
       </w:r>
     </w:p>
     <w:p>
@@ -668,7 +809,7 @@
         <w:spacing w:after="70"/>
       </w:pPr>
       <w:r>
-        <w:t xml:space="preserve">Claim E (narrative matching a mock known-fraud case): similarity threshold trips → flagged → Zapier mock prints the payload it would send → graph pauses for human review → a DENIED decision is injected → resume → finalized.</w:t>
+        <w:t xml:space="preserve">Claim M (ambiguous, partially-documented claim): dense similarity ≈0.80 — high enough to flag, not high enough to auto-reject — lands in the uncertain middle and is routed to a human SIU reviewer.</w:t>
       </w:r>
     </w:p>
     <w:p>
@@ -685,16 +826,13 @@
         <w:spacing w:after="160"/>
       </w:pPr>
       <w:r>
-        <w:t xml:space="preserve">Live calls are not required to evaluate this POC's logic — mock mode exercises every node, every routing decision, and the human-in-the-loop pause exactly as live mode would, using deterministic stand-ins for the three external calls. To run against real services:</w:t>
+        <w:t xml:space="preserve">Live calls are not required to evaluate this POC's logic — mock mode exercises every node, every routing decision, and the human-in-the-loop pause exactly as live mode would. To run against real services:</w:t>
       </w:r>
     </w:p>
     <w:p>
       <w:pPr>
         <w:spacing w:after="80" w:before="120"/>
       </w:pPr>
-      <w:r>
-        <w:t xml:space="preserve">Step 1 — Configure credentials</w:t>
-      </w:r>
       <w:r>
         <w:rPr>
           <w:b/>
@@ -766,7 +904,7 @@
                 <w:sz w:val="18"/>
                 <w:szCs w:val="18"/>
               </w:rPr>
-              <w:t xml:space="preserve"># PINECONE_INDEX_NAME, ZAPIER_WEBHOOK_URL</w:t>
+              <w:t xml:space="preserve"># PINECONE_INDEX_NAME, ZAPIER_WEBHOOK_URL, ANTHROPIC_API_KEY</w:t>
             </w:r>
           </w:p>
         </w:tc>
@@ -821,7 +959,7 @@
                 <w:sz w:val="18"/>
                 <w:szCs w:val="18"/>
               </w:rPr>
-              <w:t xml:space="preserve"># in 02_claims_auth_with_cohere_pinecone_zapier.py</w:t>
+              <w:t xml:space="preserve"># in the script you're running</w:t>
             </w:r>
           </w:p>
           <w:p>
@@ -991,7 +1129,7 @@
         <w:spacing w:after="160"/>
       </w:pPr>
       <w:r>
-        <w:t xml:space="preserve">You will also need to upsert your real historical fraud-case embeddings into that index — the mock's two sample vectors are standing in for that data.</w:t>
+        <w:t xml:space="preserve">You will also need to upsert your real historical FWA-case embeddings into that index — the mock's sample vectors are standing in for that data.</w:t>
       </w:r>
     </w:p>
     <w:p>
@@ -1011,7 +1149,47 @@
         <w:spacing w:after="160"/>
       </w:pPr>
       <w:r>
-        <w:t xml:space="preserve">Create a Zap with a “Catch Hook” trigger step, copy its unique webhook URL into ZAPIER_WEBHOOK_URL. Everything downstream of the hook (Slack message, email, ticket creation) is configured in Zapier's UI, not in this code.</w:t>
+        <w:t xml:space="preserve">Create a Zap with a “Catch Hook” trigger step, copy its unique webhook URL into ZAPIER_WEBHOOK_URL.</w:t>
+      </w:r>
+    </w:p>
+    <w:p>
+      <w:pPr>
+        <w:spacing w:after="80" w:before="160"/>
+      </w:pPr>
+      <w:r>
+        <w:rPr>
+          <w:b/>
+          <w:bCs/>
+        </w:rPr>
+        <w:t xml:space="preserve">Step 5 — Anthropic (scripts 03 and 04)</w:t>
+      </w:r>
+    </w:p>
+    <w:p>
+      <w:pPr>
+        <w:spacing w:after="160"/>
+      </w:pPr>
+      <w:r>
+        <w:t xml:space="preserve">Set ANTHROPIC_API_KEY. LLM_MODEL is set to “claude-sonnet-5” near the top of each script — change it if you want a different model.</w:t>
+      </w:r>
+    </w:p>
+    <w:p>
+      <w:pPr>
+        <w:spacing w:after="80" w:before="160"/>
+      </w:pPr>
+      <w:r>
+        <w:rPr>
+          <w:b/>
+          <w:bCs/>
+        </w:rPr>
+        <w:t xml:space="preserve">Step 6 — BM25 (script 04)</w:t>
+      </w:r>
+    </w:p>
+    <w:p>
+      <w:pPr>
+        <w:spacing w:after="160"/>
+      </w:pPr>
+      <w:r>
+        <w:t xml:space="preserve">No setup needed even in live mode — rank_bm25 runs entirely locally. To run it against your real corpus, replace the _FWA_CASES and _GUIDELINES dictionaries near the top of the script with your real data.</w:t>
       </w:r>
     </w:p>
     <w:p>
@@ -1028,7 +1206,7 @@
         <w:spacing w:after="90"/>
       </w:pPr>
       <w:r>
-        <w:t xml:space="preserve">☐  00_...py Run 1 fails inside process_data; Run 2 shows only process_data and summarize re-executing</w:t>
+        <w:t xml:space="preserve">☐  00_...py Run 1 fails inside process_record; Run 2 shows only the failed node re-executing</w:t>
       </w:r>
     </w:p>
     <w:p>
@@ -1036,7 +1214,7 @@
         <w:spacing w:after="90"/>
       </w:pPr>
       <w:r>
-        <w:t xml:space="preserve">☐  01_...py Claim A prints APPROVED</w:t>
+        <w:t xml:space="preserve">☐  01_...py Claim A APPROVED; Claim B REJECTED before reaching fraud checks; Claim C pauses then resumes with the injected SIU decision</w:t>
       </w:r>
     </w:p>
     <w:p>
@@ -1044,7 +1222,7 @@
         <w:spacing w:after="90"/>
       </w:pPr>
       <w:r>
-        <w:t xml:space="preserve">☐  01_...py Claim B prints REJECTED and never prints check_policy_coverage</w:t>
+        <w:t xml:space="preserve">☐  02_...py Claim D APPROVED via embedding + similarity; Claim E flagged, Zapier notified, pauses, resumes DENIED</w:t>
       </w:r>
     </w:p>
     <w:p>
@@ -1052,7 +1230,7 @@
         <w:spacing w:after="90"/>
       </w:pPr>
       <w:r>
-        <w:t xml:space="preserve">☐  01_...py Claim C shows “Graph is paused” with Next node(s): ('route_to_investigator',), then the injected decision after resume</w:t>
+        <w:t xml:space="preserve">☐  03_...py Claim F cache MISS; Claim G cache HIT (embedding_cache_hit is True); Claim H LLM flags + pauses; Claim I blocked by the INPUT guardrail before any external call</w:t>
       </w:r>
     </w:p>
     <w:p>
@@ -1060,7 +1238,7 @@
         <w:spacing w:after="90"/>
       </w:pPr>
       <w:r>
-        <w:t xml:space="preserve">☐  02_...py Claim D shows embed_claim_narrative and check_similar_fraud_cases both executing, then APPROVED</w:t>
+        <w:t xml:space="preserve">☐  04_...py Claim J auto-approves via hybrid retrieval + grounded LLM reasoning</w:t>
       </w:r>
     </w:p>
     <w:p>
@@ -1068,7 +1246,7 @@
         <w:spacing w:after="90"/>
       </w:pPr>
       <w:r>
-        <w:t xml:space="preserve">☐  02_...py Claim E shows a non-empty fraud_flags containing similar_to_known_fraud:..., the Zapier mock print, the pause, and DENIED_BY_INVESTIGATOR after resume</w:t>
+        <w:t xml:space="preserve">☐  04_...py Claim K shows two failed retries, then circuit_breaker_escalate, then a pause — confirms llm_fraud_reasoning never ran</w:t>
       </w:r>
     </w:p>
     <w:p>
@@ -1076,7 +1254,23 @@
         <w:spacing w:after="90"/>
       </w:pPr>
       <w:r>
-        <w:t xml:space="preserve">☐  Deleting the .sqlite checkpoint files between runs produces identical output (no hidden state leakage)</w:t>
+        <w:t xml:space="preserve">☐  04_...py Claim L shows dense_score near 1.0 and finalizes REJECTED with no pause — a fully automated decision</w:t>
+      </w:r>
+    </w:p>
+    <w:p>
+      <w:pPr>
+        <w:spacing w:after="90"/>
+      </w:pPr>
+      <w:r>
+        <w:t xml:space="preserve">☐  04_...py Claim M shows a mid-range dense_score, a flag recommendation below the auto-reject confidence bar, and a genuine pause for human review</w:t>
+      </w:r>
+    </w:p>
+    <w:p>
+      <w:pPr>
+        <w:spacing w:after="90"/>
+      </w:pPr>
+      <w:r>
+        <w:t xml:space="preserve">☐  Deleting the .sqlite files between runs produces identical output (no hidden state leakage)</w:t>
       </w:r>
     </w:p>
     <w:p>
@@ -1164,7 +1358,7 @@
                 <w:sz w:val="19"/>
                 <w:szCs w:val="19"/>
               </w:rPr>
-              <w:t xml:space="preserve">ModuleNotFoundError: No module named 'langgraph'</w:t>
+              <w:t xml:space="preserve">ModuleNotFoundError: No module named 'langgraph', 'anthropic', or 'rank_bm25'</w:t>
             </w:r>
           </w:p>
         </w:tc>
@@ -1238,7 +1432,7 @@
                 <w:sz w:val="19"/>
                 <w:szCs w:val="19"/>
               </w:rPr>
-              <w:t xml:space="preserve">thread_id changed between calls, or the .sqlite file was deleted — the checkpointer has no history for a new thread</w:t>
+              <w:t xml:space="preserve">thread_id changed between calls, or the .sqlite file was deleted</w:t>
             </w:r>
           </w:p>
         </w:tc>
@@ -1284,7 +1478,7 @@
                 <w:sz w:val="19"/>
                 <w:szCs w:val="19"/>
               </w:rPr>
-              <w:t xml:space="preserve">Live Cohere/Pinecone/Zapier calls fail with connection errors</w:t>
+              <w:t xml:space="preserve">Live Cohere/Pinecone/Zapier/Anthropic calls fail with connection errors</w:t>
             </w:r>
           </w:p>
         </w:tc>
@@ -1298,7 +1492,7 @@
                 <w:sz w:val="19"/>
                 <w:szCs w:val="19"/>
               </w:rPr>
-              <w:t xml:space="preserve">Confirm USE_LIVE_APIS = True, .env is loaded, and outbound HTTPS is allowed to api.cohere.ai, api.pinecone.io, and hooks.zapier.com</w:t>
+              <w:t xml:space="preserve">Confirm USE_LIVE_APIS = True, .env is loaded, and outbound HTTPS is allowed to the relevant vendor domain</w:t>
             </w:r>
           </w:p>
         </w:tc>
@@ -1314,7 +1508,7 @@
                 <w:sz w:val="19"/>
                 <w:szCs w:val="19"/>
               </w:rPr>
-              <w:t xml:space="preserve">Pinecone query returns empty matches in live mode</w:t>
+              <w:t xml:space="preserve">TypeError: Type is not msgpack serializable: numpy.float64 when checkpointing</w:t>
             </w:r>
           </w:p>
         </w:tc>
@@ -1328,7 +1522,37 @@
                 <w:sz w:val="19"/>
                 <w:szCs w:val="19"/>
               </w:rPr>
-              <w:t xml:space="preserve">Confirm vectors have been upserted and the index dimension matches the embedding model's output dimension</w:t>
+              <w:t xml:space="preserve">A numpy scalar leaked into state unconverted — cast with float(...) before returning it from a node (hit this once building script 04's BM25 fusion; every BM25/fused score is now cast explicitly)</w:t>
+            </w:r>
+          </w:p>
+        </w:tc>
+      </w:tr>
+      <w:tr>
+        <w:tc>
+          <w:tcPr>
+            <w:tcW w:type="dxa" w:w="3900"/>
+          </w:tcPr>
+          <w:p>
+            <w:r>
+              <w:rPr>
+                <w:sz w:val="19"/>
+                <w:szCs w:val="19"/>
+              </w:rPr>
+              <w:t xml:space="preserve">A clean claim unexpectedly gets auto-rejected</w:t>
+            </w:r>
+          </w:p>
+        </w:tc>
+        <w:tc>
+          <w:tcPr>
+            <w:tcW w:type="dxa" w:w="5450"/>
+          </w:tcPr>
+          <w:p>
+            <w:r>
+              <w:rPr>
+                <w:sz w:val="19"/>
+                <w:szCs w:val="19"/>
+              </w:rPr>
+              <w:t xml:space="preserve">Check which similarity field a threshold is compared against — fused_score is rank-normalized and always sits near 1.0 for the top candidate regardless of true similarity; use dense_score for absolute thresholds instead (this was an early bug in script 04, since fixed)</w:t>
             </w:r>
           </w:p>
         </w:tc>
@@ -1353,7 +1577,7 @@
         <w:spacing w:after="70"/>
       </w:pPr>
       <w:r>
-        <w:t xml:space="preserve">Fraud detection logic is deterministic/rule-based, not a trained model</w:t>
+        <w:t xml:space="preserve">Fraud detection combines deterministic rules, hybrid similarity, and LLM reasoning — none of these are a trained fraud model</w:t>
       </w:r>
     </w:p>
     <w:p>
@@ -1366,7 +1590,7 @@
         <w:spacing w:after="70"/>
       </w:pPr>
       <w:r>
-        <w:t xml:space="preserve">No authentication, encryption, or PII-handling hardening — do not point this at real claimant data as-is</w:t>
+        <w:t xml:space="preserve">The mock embedding (script 04) is a simple hashing-trick bag-of-words, not a real semantic embedding — good enough to demonstrate hybrid fusion and threshold logic, not a substitute for a real embedding model</w:t>
       </w:r>
     </w:p>
     <w:p>
@@ -1379,7 +1603,7 @@
         <w:spacing w:after="70"/>
       </w:pPr>
       <w:r>
-        <w:t xml:space="preserve">SQLite checkpointing suits a single-process POC; a concurrent production deployment should move to a Postgres-backed checkpointer</w:t>
+        <w:t xml:space="preserve">The confidence-gate thresholds are illustrative starting points, not calibrated against real labeled claims data</w:t>
       </w:r>
     </w:p>
     <w:p>
@@ -1392,7 +1616,72 @@
         <w:spacing w:after="70"/>
       </w:pPr>
       <w:r>
-        <w:t xml:space="preserve">The Zapier notification call is not idempotent — a checkpoint replay immediately after a successful Zapier call could send a duplicate notification</w:t>
+        <w:t xml:space="preserve">No authentication, encryption, or PHI-handling hardening — do not point this at real patient/claim data as-is</w:t>
+      </w:r>
+    </w:p>
+    <w:p>
+      <w:pPr>
+        <w:pStyle w:val="ListParagraph"/>
+        <w:numPr>
+          <w:ilvl w:val="0"/>
+          <w:numId w:val="2"/>
+        </w:numPr>
+        <w:spacing w:after="70"/>
+      </w:pPr>
+      <w:r>
+        <w:t xml:space="preserve">SQLite checkpointing and the SQLite cache suit a single-process POC; a concurrent production deployment should move to Postgres-backed equivalents</w:t>
+      </w:r>
+    </w:p>
+    <w:p>
+      <w:pPr>
+        <w:pStyle w:val="ListParagraph"/>
+        <w:numPr>
+          <w:ilvl w:val="0"/>
+          <w:numId w:val="2"/>
+        </w:numPr>
+        <w:spacing w:after="70"/>
+      </w:pPr>
+      <w:r>
+        <w:t xml:space="preserve">The Zapier notification call is not idempotent — a checkpoint replay immediately after a successful call could send a duplicate notification</w:t>
+      </w:r>
+    </w:p>
+    <w:p>
+      <w:pPr>
+        <w:pStyle w:val="ListParagraph"/>
+        <w:numPr>
+          <w:ilvl w:val="0"/>
+          <w:numId w:val="2"/>
+        </w:numPr>
+        <w:spacing w:after="70"/>
+      </w:pPr>
+      <w:r>
+        <w:t xml:space="preserve">The guardrails are intentionally simple (schema/pattern checks) — a production system would likely want a dedicated classifier or a second LLM-as-judge call</w:t>
+      </w:r>
+    </w:p>
+    <w:p>
+      <w:pPr>
+        <w:pStyle w:val="ListParagraph"/>
+        <w:numPr>
+          <w:ilvl w:val="0"/>
+          <w:numId w:val="2"/>
+        </w:numPr>
+        <w:spacing w:after="70"/>
+      </w:pPr>
+      <w:r>
+        <w:t xml:space="preserve">The embedding cache has no eviction/TTL policy — it grows unbounded</w:t>
+      </w:r>
+    </w:p>
+    <w:p>
+      <w:pPr>
+        <w:pStyle w:val="ListParagraph"/>
+        <w:numPr>
+          <w:ilvl w:val="0"/>
+          <w:numId w:val="2"/>
+        </w:numPr>
+        <w:spacing w:after="70"/>
+      </w:pPr>
+      <w:r>
+        <w:t xml:space="preserve">The circuit breaker tracks failures only within a single claim's run — a production version would also track failure rate across claims/time</w:t>
       </w:r>
     </w:p>
     <w:p>
